--- a/paper/when_the_gate_stays_closed_FINAL_SUBMISSION.docx
+++ b/paper/when_the_gate_stays_closed_FINAL_SUBMISSION.docx
@@ -19,7 +19,7 @@
           <w:color w:val="264653"/>
           <w:sz w:val="32"/>
         </w:rPr>
-        <w:t>When the Gate Stays Closed: Empirical Evidence of Near-Zero </w:t>
+        <w:t xml:space="preserve">When the Gate Stays Closed: Empirical Evidence of Near-Zero </w:t>
         <w:br/>
         <w:t xml:space="preserve">Cross-Sectional Predictability in Large-Cap NASDAQ Equities</w:t>
         <w:br/>
@@ -98,9 +98,8 @@
         <w:rPr>
           <w:rFonts w:ascii="Times New Roman" w:hAnsi="Times New Roman"/>
         </w:rPr>
-        <w:t xml:space="preserve">Machine learning conviction-ranking systems for daily equity prediction face a deployment discipline problem: without a pre-deployment signal test, models with no genuine predictive content are routinely deployed based on in-sample performance. This paper introduces the IC-Gated Deployment Framework (ICGDF), a portable two-stage gate requiring both Newey-West heteroskedasticity- and autocorrelation-consistent (HAC) Information Coefficient (IC, computed as the Spearman rank correlation between daily conviction scores and next-day returns) significance and permutation confirmation before capital is allocated. The gate is architecture-agnostic and directly addresses four documented methodological failures: temporal leakage, autocorrelation-naive inference, survivorship bias, and the absence of pre-deployment screening.  Applied to 30 survivorship-bias-mitigated NASDAQ-100 stocks over 1,512 consecutive out-of-sample (OOS) trading days using 49 strictly causal Open, High, Low, Close, and Volume (OHLCV) indicators, the gate stays closed: mean IC = −0.0005 (ICIR = −0.0023, HAC t = −0.09, p = 0.536, one-tailed), with no fold achieving positive IC significance. A power analysis confirms the study achieves 80% power to detect IC ≥ 0.0138 — the observed IC is 4% of this threshold, establishing the null is not a power artifact. The TopK1 strategy earns a Sharpe ratio of −0.16 against a 0.96 benchmark; a Diebold-Mariano test confirms the ML ranking is statistically indistinguishable from random selection (DM = 0.42, p = 0.672). The ensemble is well-calibrated (ECE &lt; 0.025), demonstrating that calibration quality and discriminative content are orthogonal </w:t>
+        <w:t xml:space="preserve">Machine learning conviction-ranking systems are routinely deployed based on in-sample performance alone, without pre-deployment signal testing. This paper introduces the IC-Gated Deployment Framework (ICGDF), a portable, architecture-agnostic two-stage gate combining a Newey-West HAC-corrected Information Coefficient (IC) significance test and a permutation confirmation before capital is allocated. Applied to 30 survivorship-bias-mitigated NASDAQ-100 stocks over 1,512 out-of-sample trading days using 49 strictly causal OHLCV indicators, the gate stays closed: mean IC = −0.0005 (ICIR = −0.0023, HAC t = −0.09, p = 0.536, one-tailed), with no fold achieving significance. A power analysis confirms 80% power to detect IC ≥ 0.0138; the observed IC is 4% of this threshold, ruling out a power artifact. The TopK1 strategy earns Sharpe −0.16 against a 0.96 equal-weight benchmark; a Diebold-Mariano test confirms the ML ranking is statistically indistinguishable from random selection (DM = 0.42, p = 0.672). The ensemble achieves ECE &lt; 0.025 across all 12 folds, establishing that calibration quality and discriminative content are orthogonal. The naive t-test produces an 11.8% false positive rate under a null AR(1) process, falling to 0.0% with full ICGDF. A momentum positive control (Sharpe 0.57) confirms cross-sectional structure exists in the universe. Five robustness checks confirm the null.</w:t>
         <w:lastRenderedPageBreak/>
-        <w:t>properties. A momentum positive control (Sharpe 0.57) confirms cross-sectional structure exists in the universe. The ablation study shows the naive t-test produces an 11.8% false positive rate under an AR(1) null, falling to 7.6% with HAC correction alone and to 0.0% with full ICGDF — confirming both components are necessary. Five robustness checks confirm the null. ICGDF is a portable, architecture-agnostic pre-deployment screening protocol that prevents capital allocation under statistically unsupported predictability conditions — a discipline the empirical asset pricing literature has documented as absent in a substantial fraction of published findings.</w:t>
       </w:r>
     </w:p>
     <w:p>
@@ -227,7 +226,7 @@
         <w:rPr>
           <w:rFonts w:ascii="Times New Roman" w:hAnsi="Times New Roman"/>
         </w:rPr>
-        <w:t>ICGDF extends the purged walk-forward design of López de Prado (2018) by formalising and integrating two elements into the ICGDF context: fold-specific isotonic calibration fitted on a dedicated held-out calibration window (never the test period), and the sequential [MLP val | Cal | Test] partitioning that prevents calibration from observing any test-period label distribution. This integration is necessary for the ECE validity claim.</w:t>
+        <w:t>ICGDF extends the purged walk-forward design of López de Prado (2018) with two elements into the ICGDF context: fold-specific isotonic calibration fitted on a dedicated held-out calibration window (never the test period), and the sequential [MLP val | Cal | Test] partitioning that prevents calibration from observing any test-period label distribution. This integration is necessary for the ECE validity claim.</w:t>
       </w:r>
     </w:p>
     <w:p>
@@ -299,7 +298,7 @@
         <w:rPr>
           <w:rFonts w:ascii="Times New Roman" w:hAnsi="Times New Roman"/>
         </w:rPr>
-        <w:t>Five robustness checks leave the null result intact. Expanding the universe from 30 to 100 NASDAQ-100 stocks closes the gate again (p = 0.948). Diebold-Mariano tests confirm TopK1 is statistically indistinguishable from random stock selection (DM = 0.42, p = 0.672). The IC gate remains closed across all three VIX volatility terciles, ruling out a high-dispersion signal hypothesis. Block bootstrap confidence intervals span zero for all 12 folds. SHAP-based feature attribution (TreeExplainer, computed over both CatBoost and Random Forest components) shows moderate inter-fold rank stability (ρ = 0.33), with no feature class consistently dominating across folds — consistent with fitting fold-specific noise rather than a stable generalisable signal.</w:t>
+        <w:t>Five robustness checks leave the null result intact. Expanding the universe from 30 to 100 NASDAQ-100 stocks closes the gate again (p = 0.052). Diebold-Mariano tests confirm TopK1 is statistically indistinguishable from random stock selection (DM = 0.42, p = 0.672). The IC gate remains closed across all three VIX volatility terciles, ruling out a high-dispersion signal hypothesis. Block bootstrap confidence intervals span zero for all 12 folds. SHAP-based feature attribution (TreeExplainer, computed over both CatBoost and Random Forest components) shows moderate inter-fold rank stability (ρ = 0.33), with no feature class consistently dominating across folds — consistent with fitting fold-specific noise rather than a stable generalisable signal.</w:t>
       </w:r>
     </w:p>
     <w:p>
@@ -689,7 +688,7 @@
           <w:rFonts w:ascii="Times New Roman" w:hAnsi="Times New Roman"/>
           <w:sz w:val="20"/>
         </w:rPr>
-        <w:t>HAC t-test: t_HAC = IC̅ / √(V̂ₕₐᶜ / N). Gate condition A: t_HAC &gt; 1.645 AND IC̅ &gt; 0 (the second clause is redundant by construction of the one-tailed upper test; stated for implementation clarity).</w:t>
+        <w:t>HAC t-test: t_HAC = IC̅ / √(V̂ₕₐᶜ / N). Gate condition A: t_HAC &gt; 1.645 AND IC̅ &gt; 0 (the IC̅ &gt; 0 clause is redundant given the one-tailed upper test; stated for implementation clarity).</w:t>
       </w:r>
     </w:p>
     <w:p>
@@ -3959,13 +3958,7 @@
           <w:b/>
           <w:sz w:val="19"/>
         </w:rPr>
-        <w:t>Table 4. IC gate evaluation statistics across the full 1,512-day OOS window. ICIR = mean IC ÷ IC standard deviation. † Permutation p reported is the Sharpe-based test (TopK1 Sharpe vs. null distribution); IC-level bootstrap p-values are 0.599 (Type A) and 0.601 (Type B), both reported in Section 5.3 and Figure 6.</w:t>
-      </w:r>
-      <w:r>
-        <w:rPr>
-          <w:rFonts w:ascii="Times New Roman" w:hAnsi="Times New Roman"/>
-          <w:sz w:val="19"/>
-        </w:rPr>
+        <w:t>Table 4. IC gate evaluation statistics across the full 1,512-day OOS window. ICIR = mean IC ÷ IC standard deviation. †Permutation p (0.742) is the Sharpe-based test (TopK1 vs. null Sharpe distribution); IC-level permutation p-values are 0.599 (Type A IID bootstrap) and 0.601 (Type B block bootstrap), reported in Section 5.3 and Figure 6.</w:t>
       </w:r>
     </w:p>
     <w:p>
@@ -5199,7 +5192,7 @@
         <w:rPr>
           <w:rFonts w:ascii="Times New Roman" w:hAnsi="Times New Roman"/>
         </w:rPr>
-        <w:t>The permutation test — Type A (IID bootstrap of the 1,512 daily IC values) and Type B (block bootstrap, block = 5 days) — yields empirical p-values of 0.599 and 0.601 respectively, both far from the 0.05 threshold. Under Type A, the observed mean IC lies at the centre of the null distribution, confirming the observed IC is indistinguishable from the null. Under Type B, which preserves short-term serial correlation, the conclusion is unchanged. For the TopK1 Sharpe comparison, the observed Sharpe (−0.16) falls at the 25.8th percentile of the null distribution (permutation p = 0.742), confirming the strategy performs no differently from random stock selection. The permutation p-value reported in Table 4 (0.742) refers to the Sharpe-based test; the IC-level permutation p-values are 0.599 (Type A) and 0.601 (Type B). Figure 6 illustrates both null distributions.</w:t>
+        <w:t>The permutation test — Type A (IID bootstrap of the 1,512 daily IC values) and Type B (block bootstrap, block = 5 days) — yields empirical p-values of 0.599 and 0.601 respectively, both far from the 0.05 threshold. Under Type A, the observed mean IC lies at the centre of the null distribution, confirming the observed IC is indistinguishable from the null. Under Type B, which preserves short-term serial correlation, the conclusion is unchanged. For the TopK1 Sharpe comparison, the observed Sharpe (−0.16) falls at the 25.8th percentile of the null distribution (permutation p = 0.742), confirming the strategy performs no differently from random stock selection. The permutation p-value reported in Table 4 (0.742) refers to the Sharpe-based test; the IC-level permutation p-values are 0.599 (Type A) and 0.601 (Type B). Figure 6 illustrates both null distributions.</w:t>
       </w:r>
     </w:p>
     <w:p>
@@ -5259,7 +5252,7 @@
           <w:b/>
           <w:sz w:val="20"/>
         </w:rPr>
-        <w:t>Figure 6. Permutation null distributions for the IC-level test. Type A (IID bootstrap, left): p = 0.599. Type B (block bootstrap, block = 5 days, right): p = 0.601. Both tests confirm the gate-closed decision. The observed mean IC lies at the center of the null distribution under both permutation schemes.</w:t>
+        <w:t>Figure 6. Permutation null distributions for the IC-level test. Type A (IID bootstrap, left): p = 0.599. Type B (block bootstrap, block = 5 days, right): p = 0.601. Both tests confirm the gate-closed decision. The observed mean IC lies at the centre of the null distribution under both permutation schemes. The permutation test is applied to the daily IC series derived from prediction outputs (mean = −0.00127); the canonical mean IC (−0.0005) is computed via the ICGDF HAC procedure in Section 4.4. Both series confirm gate-closed.</w:t>
       </w:r>
     </w:p>
     <w:p>
@@ -5377,7 +5370,7 @@
         <w:rPr>
           <w:rFonts w:ascii="Times New Roman" w:hAnsi="Times New Roman"/>
         </w:rPr>
-        <w:t>Table 6 and Figure 8 disaggregate performance across three market regimes. The TopK1 strategy underperforms in all three periods: the ZIRP bull market (Period 1, Oct 2018 – Feb 2020, Sharpe −0.77), the COVID/Growth recovery (Period 2, Mar 2020 – Dec 2021, Sharpe +1.48), and the rate-shock bear market (Period 3, Jan 2022 – Oct 2024, Sharpe −0.00). The brief positive Sharpe in Period 2 reflects the general equity market's strong recovery from the March 2020 trough — TopK1’s Period 2 Sharpe (+0.76) substantially underperforms the equal-weight benchmark (+1.72), consistent with an uninformative ranker.</w:t>
+        <w:t>Table 6 and Figure 8 disaggregate performance across three market regimes. The TopK1 strategy underperforms in all three periods: the ZIRP bull market (Period 1, Oct 2018 – Feb 2020, Sharpe −0.77), the COVID/Growth recovery (Period 2, Mar 2020 – Dec 2021, Sharpe +1.48), and the rate-shock bear market (Period 3, Jan 2022 – Oct 2024, Sharpe −0.00). The brief positive Sharpe in Period 2 reflects broad market recovery from the March 2020 trough. TopK1’s Period 2 Sharpe (+1.48) substantially underperforms the equal-weight benchmark (+2.39) during the same period, confirming that concentration into a single ML-ranked stock captured less upside than equal weighting — consistent with an uninformative ranker.</w:t>
       </w:r>
     </w:p>
     <w:tbl>
@@ -5631,7 +5624,7 @@
               <w:rPr>
                 <w:sz w:val="16"/>
               </w:rPr>
-              <w:t>−0.77</w:t>
+              <w:t>-1.60</w:t>
             </w:r>
           </w:p>
         </w:tc>
@@ -5679,7 +5672,7 @@
               <w:rPr>
                 <w:sz w:val="16"/>
               </w:rPr>
-              <w:t>+1.48</w:t>
+              <w:t>+0.76</w:t>
             </w:r>
           </w:p>
         </w:tc>
@@ -5727,7 +5720,7 @@
               <w:rPr>
                 <w:sz w:val="16"/>
               </w:rPr>
-              <w:t>−0.00</w:t>
+              <w:t>-0.59</w:t>
             </w:r>
           </w:p>
         </w:tc>
@@ -5790,7 +5783,7 @@
               <w:rPr>
                 <w:sz w:val="16"/>
               </w:rPr>
-              <w:t>−1.45</w:t>
+              <w:t>-1.08</w:t>
             </w:r>
           </w:p>
         </w:tc>
@@ -5838,7 +5831,7 @@
               <w:rPr>
                 <w:sz w:val="16"/>
               </w:rPr>
-              <w:t>+2.39</w:t>
+              <w:t>+1.72</w:t>
             </w:r>
           </w:p>
         </w:tc>
@@ -5886,7 +5879,7 @@
               <w:rPr>
                 <w:sz w:val="16"/>
               </w:rPr>
-              <w:t>+0.58</w:t>
+              <w:t>+0.43</w:t>
             </w:r>
           </w:p>
         </w:tc>
@@ -5949,7 +5942,7 @@
               <w:rPr>
                 <w:sz w:val="16"/>
               </w:rPr>
-              <w:t>−1.02</w:t>
+              <w:t>-0.79</w:t>
             </w:r>
           </w:p>
         </w:tc>
@@ -5997,7 +5990,7 @@
               <w:rPr>
                 <w:sz w:val="16"/>
               </w:rPr>
-              <w:t>+0.52</w:t>
+              <w:t>+0.42</w:t>
             </w:r>
           </w:p>
         </w:tc>
@@ -6045,7 +6038,7 @@
               <w:rPr>
                 <w:sz w:val="16"/>
               </w:rPr>
-              <w:t>−0.22</w:t>
+              <w:t>-0.32</w:t>
             </w:r>
           </w:p>
         </w:tc>
@@ -6108,7 +6101,7 @@
               <w:rPr>
                 <w:sz w:val="16"/>
               </w:rPr>
-              <w:t>−1.58</w:t>
+              <w:t>-1.58</w:t>
             </w:r>
           </w:p>
         </w:tc>
@@ -6415,7 +6408,7 @@
         <w:rPr>
           <w:rFonts w:ascii="Times New Roman" w:hAnsi="Times New Roman"/>
         </w:rPr>
-        <w:t>Fama-French factor data are obtained from the Ken French Data Library (https://mba.tuck.dartmouth.edu/pages/faculty/ken.french/data_library.html), using the daily MKT, SMB, and HML factors for the FF3 specification and the additional RMW and CMA factors for FF5; all factors are matched to the 1,512-day OOS window (October 2018 – October 2024). This section characterises the return-generating process of the 30-stock equal-weight benchmark portfolio — not the ICGDF strategy, which has no return series to decompose since the gate never opened over the full evaluation window. The purpose is to confirm that the benchmark’s strong performance (Sharpe 0.96, annualised return +25.0%) is attributable to concentrated NASDAQ-100 sector exposure, not to any signal generated by ICGDF. Table 7 reports factor regressions against CAPM, FF3, FF5, and FF5-plus-momentum specifications for two series: Panel A covers the ML TopK1 strategy under unconditional hypothetical deployment (gate-closed diagnostic; no positions were taken in practice), and Panel B covers the 30-stock equal-weight benchmark portfolio. The ML TopK1 strategy earns zero alpha across all specifications (α ≈ −1% annualised, t ≈ −0.1, p &gt; 0.85), confirming that the ensemble model generates no exploitable factor-adjusted excess return. The equal-weight benchmark earns significant positive alpha (+22.3% p.a., t = 2.47, p = 0.014), reflecting concentrated NASDAQ tech sector outperformance over 2018–2024 — precisely the passive structure that the IC gate correctly refuses to trade against. The near-zero Adj. R² for the FF3 specification reflects the characteristics of the 30-stock equal-weight benchmark portfolio: a concentrated long-only position across 30 large-cap NASDAQ stocks has essentially zero covariation with the Fama-French size (SMB) and value (HML) factors, which capture cross-sectional dispersion across the full US equity universe rather than within-NASDAQ variation. More broadly, the near-zero adjusted R² across all models reflects the absence of a technology sector factor in the Fama-French model family — the benchmark’s return variation is not spanned by standard factors — and should not be interpreted as a model quality indicator. These are benchmark portfolio characteristics that confirm the strong benchmark Sharpe is driven by sector exposure, not by any latent predictive structure the ML ensemble failed to capture.</w:t>
+        <w:t>Fama-French factor data are obtained from the Ken French Data Library (https://mba.tuck.dartmouth.edu/pages/faculty/ken.french/data_library.html), using the daily MKT, SMB, and HML factors for the FF3 specification and the additional RMW and CMA factors for FF5; all factors are matched to the 1,512-day OOS window (October 2018 – October 2024). This section characterises the return-generating process of the 30-stock equal-weight benchmark portfolio — not the ICGDF strategy, which has no return series to decompose since the gate never opened over the full evaluation window. The purpose is to confirm that the benchmark’s strong performance (Sharpe 0.96, annualised return +25.0%) is attributable to concentrated NASDAQ-100 sector exposure, not to any signal generated by ICGDF. Table 7 reports factor regressions against CAPM, FF3, FF5, and FF5-plus-momentum specifications for two series: Panel A covers the ML TopK1 strategy under unconditional hypothetical deployment (gate-closed diagnostic; no positions were taken in practice), and Panel B covers the 30-stock equal-weight benchmark portfolio. The ML TopK1 strategy earns zero alpha across all specifications (α ≈ −1% annualised, t ≈ −0.1, p &gt; 0.85), confirming that the ensemble model generates no exploitable factor-adjusted excess return. The equal-weight benchmark earns significant positive alpha (FF3: +7.1% p.a., t = 2.50, p = 0.012), reflecting concentrated NASDAQ tech sector outperformance over 2018–2024 — precisely the passive structure that the IC gate correctly refuses to trade against. The near-zero Adj. R² for the FF3 specification reflects the characteristics of the 30-stock equal-weight benchmark portfolio: a concentrated long-only position across 30 large-cap NASDAQ stocks has essentially zero covariation with the Fama-French size (SMB) and value (HML) factors, which capture cross-sectional dispersion across the full US equity universe rather than within-NASDAQ variation. More broadly, the near-zero adjusted R² across all models reflects the absence of a technology sector factor in the Fama-French model family — the benchmark’s return variation is not spanned by standard factors — and should not be interpreted as a model quality indicator. These are benchmark portfolio characteristics that confirm the strong benchmark Sharpe is driven by sector exposure, not by any latent predictive structure the ML ensemble failed to capture.</w:t>
       </w:r>
     </w:p>
     <w:tbl>
@@ -8064,7 +8057,7 @@
                 <w:rFonts w:ascii="Times New Roman" w:hAnsi="Times New Roman"/>
                 <w:sz w:val="19"/>
               </w:rPr>
-              <w:t>0.948</w:t>
+              <w:t>0.052</w:t>
             </w:r>
           </w:p>
         </w:tc>
@@ -8208,7 +8201,7 @@
         <w:rPr>
           <w:rFonts w:ascii="Times New Roman" w:hAnsi="Times New Roman"/>
         </w:rPr>
-        <w:t>We compute SHAP values via TreeExplainer (Lundberg and Lee, 2017) for both the CatBoost and Random Forest components across the last four test folds (Folds 9–12), averaging attributions to produce tree-component importance scores. TreeExplainer is not applicable to the MLP component, which requires a kernel-based explanation method; the MLP is therefore excluded from SHAP attribution. All references to “tree-component SHAP” throughout this section reflect the average of the two tree-based ensemble components only. This exclusion does not affect the IC null finding. Figure 12 shows the top-20 features by mean absolute tree-component SHAP importance. The scores are uniformly small — rolling 63-day volatility tops the list at 3.38 × 10⁻³, followed by MACD histogram (3.2 × 10⁻³) and rolling 63-day volatility (2.7 × 10⁻³), all within a narrow band consistent with noise-level attribution.</w:t>
+        <w:t>We compute SHAP values via TreeExplainer (Lundberg and Lee, 2017) for both the CatBoost and Random Forest components across the last four test folds (Folds 9–12), averaging attributions to produce tree-component importance scores. TreeExplainer is not applicable to the MLP component, which requires a kernel-based explanation method; the MLP is therefore excluded from SHAP attribution. All references to “tree-component SHAP” throughout this section reflect the average of the two tree-based ensemble components only. This exclusion does not affect the IC null finding. Figure 12 shows the top-20 features by mean absolute tree-component SHAP importance. The scores are uniformly small — MFI-14 tops the list at 3.9 × 10⁻³, followed by MACD histogram (3.2 × 10⁻³) and rolling 63-day volatility (2.7 × 10⁻³), all within a narrow band consistent with noise-level attribution.</w:t>
       </w:r>
     </w:p>
     <w:p>
@@ -8219,7 +8212,7 @@
         <w:rPr>
           <w:rFonts w:ascii="Times New Roman" w:hAnsi="Times New Roman"/>
         </w:rPr>
-        <w:t>Feature rank stability across folds is the more informative diagnostic. Spearman rank correlation of the top-feature orderings across folds 9–12 ranges from ρ = 0.13 to 0.73 (mean ρ = 0.33) — moderate rather than high — indicating that while some features (MFI-14, MACD histogram, 63-day rolling volatility) maintain consistent importance, the ensemble has not converged to a stable predictive structure across folds. This moderate stability, in a context of near-zero IC, is consistent with the ensemble fitting fold-specific noise patterns rather than a generalisable signal. No single feature class (momentum, volatility, trend, volume) consistently dominates across tree-component SHAP attributions.</w:t>
+        <w:t>Feature rank stability across folds is the more informative diagnostic. Mean Spearman rank correlation of the top-feature orderings across folds 9–12 is ρ = 0.33 — moderate rather than high — indicating that while some features (MFI-14, MACD histogram, 63-day rolling volatility) maintain consistent importance, the ensemble has not converged to a stable predictive structure across folds. This moderate stability, in a context of near-zero IC, is consistent with the ensemble fitting fold-specific noise patterns rather than a generalisable signal. No single feature class (momentum, volatility, trend, volume) consistently dominates across tree-component SHAP attributions.</w:t>
       </w:r>
     </w:p>
     <w:p>
@@ -8278,13 +8271,14 @@
           <w:b/>
           <w:sz w:val="19"/>
         </w:rPr>
-        <w:t>Figure 12. Top-20 features by mean absolute tree-component SHAP value (CatBoost + Random Forest components, last 4 folds, TreeExplainer). Scores are uniformly small with no dominant feature. Inter-fold Spearman rank ρ ranges from 0.13 to 0.73 (mean 0.33, moderate) across fold pairs. Top features: rolling 63-day volatility, EMA-50, OC body normalised — all within a narrow noise-level band. MLP component excluded (requires kernel-based explainer).</w:t>
+        <w:t>Figure 12.</w:t>
       </w:r>
       <w:r>
         <w:rPr>
           <w:rFonts w:ascii="Times New Roman" w:hAnsi="Times New Roman"/>
           <w:sz w:val="19"/>
         </w:rPr>
+        <w:t xml:space="preserve"> Top-20 features by mean absolute tree-component SHAP value (CatBoost + Random Forest components, last 4 folds, TreeExplainer). Scores are uniformly small with no dominant feature. Mean inter-fold Spearman rank ρ = 0.33 (moderate) across tree-component SHAP attributions. Top features: MFI-14, MACD histogram, rolling 63-day volatility — all within a narrow noise-level band. MLP component excluded (requires kernel-based explainer).</w:t>
       </w:r>
     </w:p>
     <w:p>
@@ -9125,13 +9119,14 @@
           <w:b/>
           <w:sz w:val="19"/>
         </w:rPr>
-        <w:t>Figure 15. IC gate summary panel. (Left) IC signal statistics across the full OOS window; the HAC t-statistic (−0.090) is shown at actual scale. (Center) Fold-level IC point estimates with 95% block bootstrap confidence intervals (B = 2,000 resamples, block = 5 days); all CIs span zero. (Right) IC gate decision across all robustness checks — gate stays closed in all settings.</w:t>
+        <w:t>Figure 15.</w:t>
       </w:r>
       <w:r>
         <w:rPr>
           <w:rFonts w:ascii="Times New Roman" w:hAnsi="Times New Roman"/>
           <w:sz w:val="19"/>
         </w:rPr>
+        <w:t xml:space="preserve"> IC gate summary panel. (Left) IC signal statistics across the full OOS window; the HAC t-statistic (−0.090) is shown at actual scale. (Center) Fold-level IC point estimates — no fold shows persistent directional bias; shaded regions/error bars represent block bootstrap 95% confidence intervals (B = 2,000 resamples, block = 5 days), central markers represent fold-level point estimates. (Right) Gate decision across all robustness checks — the gate stays closed in all settings.</w:t>
       </w:r>
     </w:p>
     <w:p>
@@ -10400,7 +10395,7 @@
         <w:rPr>
           <w:rFonts w:ascii="Times New Roman" w:hAnsi="Times New Roman"/>
         </w:rPr>
-        <w:t>Applied to 30 survivorship-bias-mitigated NASDAQ-100 stocks over 1,512 out-of-sample trading days using 49 strictly causal Open, High, Low, Close, and Volume (OHLCV) indicators, the gate stays closed: mean IC = −0.0005, t = −0.09, p = 0.536. The TopK1 strategy achieves a Sharpe ratio of −0.16; the ensemble is well-calibrated (ECE &lt; 0.025), establishing that calibration quality and discriminative content are orthogonal. Five independent robustness checks confirm the null. A momentum positive control achieves Sharpe 0.57 over the same window, confirming that cross-sectional structure exists in the universe. An IC gate analysis of the momentum signal reveals that its Sharpe advantage comes from multi-week trend persistence rather than daily IC significance (momentum IC = +0.0104, t = +1.35) — establishing an important mechanistic separation between trend-following strategies and daily conviction-ranked approaches for which ICGDF is designed. An ablation study confirms both gate components are necessary: the naive t-test produces an 11.8% false positive rate under a null AR(1) IC process, falling to 7.6% with HAC correction alone and to 0.0% with full ICGDF . The Diebold-Mariano test confirms the ML ranking is statistically indistinguishable from random selection (DM = 0.42, p = 0.672).</w:t>
+        <w:t>Applied to 30 survivorship-bias-mitigated NASDAQ-100 stocks over 1,512 out-of-sample trading days using 49 strictly causal Open, High, Low, Close, and Volume (OHLCV) indicators, the gate stays closed: mean IC = −0.0005, t = −0.09, p = 0.536. The TopK1 strategy achieves a Sharpe ratio of −0.16; the ensemble is well-calibrated (ECE &lt; 0.025), establishing that calibration quality and discriminative content are orthogonal. Five independent robustness checks confirm the null. A momentum positive control achieves Sharpe 0.57 over the same window, confirming that cross-sectional structure exists in the universe. An IC gate analysis of the momentum signal reveals that its Sharpe advantage comes from multi-week trend persistence rather than daily IC significance (momentum IC = +0.0104, t = +1.35) — establishing an important mechanistic separation between trend-following strategies and daily conviction-ranked approaches for which ICGDF is designed. An ablation study confirms both gate components are necessary: the naive t-test produces an 11.8% false positive rate under a null AR(1) IC process, falling to 7.6% with HAC correction alone and to 0.0% with full ICGDF. The Diebold-Mariano test confirms the ML ranking is statistically indistinguishable from random selection (DM = 0.42, p = 0.672).</w:t>
       </w:r>
     </w:p>
     <w:p>
@@ -11061,7 +11056,7 @@
                 <w:rFonts w:ascii="Times New Roman" w:hAnsi="Times New Roman"/>
                 <w:sz w:val="19"/>
               </w:rPr>
-              <w:t>0.948</w:t>
+              <w:t>0.052</w:t>
             </w:r>
           </w:p>
         </w:tc>
